--- a/relatorio/relatorio_projeto_VA.docx
+++ b/relatorio/relatorio_projeto_VA.docx
@@ -654,7 +654,15 @@
         </w:numPr>
       </w:pPr>
       <w:r>
-        <w:t>Após tratamento, sobraram 225 registros para trabalhar</w:t>
+        <w:t>Após tratamento, sobraram 22</w:t>
+      </w:r>
+      <w:r>
+        <w:t>1</w:t>
+      </w:r>
+      <w:bookmarkStart w:id="0" w:name="_GoBack"/>
+      <w:bookmarkEnd w:id="0"/>
+      <w:r>
+        <w:t xml:space="preserve"> registros para trabalhar</w:t>
       </w:r>
     </w:p>
     <w:p>
@@ -771,8 +779,6 @@
           <w:u w:val="single"/>
         </w:rPr>
       </w:pPr>
-      <w:bookmarkStart w:id="0" w:name="_GoBack"/>
-      <w:bookmarkEnd w:id="0"/>
     </w:p>
     <w:p>
       <w:r>
@@ -4035,6 +4041,7 @@
   <w:style w:type="character" w:default="1" w:styleId="Fontepargpadro">
     <w:name w:val="Default Paragraph Font"/>
     <w:uiPriority w:val="1"/>
+    <w:semiHidden/>
     <w:unhideWhenUsed/>
   </w:style>
   <w:style w:type="table" w:default="1" w:styleId="Tabelanormal">

--- a/relatorio/relatorio_projeto_VA.docx
+++ b/relatorio/relatorio_projeto_VA.docx
@@ -659,8 +659,6 @@
       <w:r>
         <w:t>1</w:t>
       </w:r>
-      <w:bookmarkStart w:id="0" w:name="_GoBack"/>
-      <w:bookmarkEnd w:id="0"/>
       <w:r>
         <w:t xml:space="preserve"> registros para trabalhar</w:t>
       </w:r>
@@ -789,25 +787,143 @@
       </w:r>
     </w:p>
     <w:p>
+      <w:pPr>
+        <w:pStyle w:val="Ttulo1"/>
+      </w:pPr>
       <w:r>
         <w:tab/>
       </w:r>
       <w:r>
-        <w:tab/>
-      </w:r>
-    </w:p>
-    <w:p>
-      <w:pPr>
-        <w:spacing w:after="116" w:line="259" w:lineRule="auto"/>
-        <w:ind w:left="0" w:firstLine="0"/>
-        <w:jc w:val="left"/>
+        <w:t xml:space="preserve">7 </w:t>
+      </w:r>
+      <w:r>
+        <w:t>VISUALIZAÇÕES</w:t>
+      </w:r>
+    </w:p>
+    <w:p>
+      <w:pPr>
+        <w:pStyle w:val="SemEspaamento"/>
       </w:pPr>
       <w:r>
         <w:rPr>
-          <w:color w:val="0000FF"/>
-          <w:sz w:val="22"/>
+          <w:rStyle w:val="Ttulo2Char"/>
         </w:rPr>
-        <w:t xml:space="preserve">  </w:t>
+        <w:t xml:space="preserve">Gráfico de Barras </w:t>
+      </w:r>
+      <w:r>
+        <w:rPr>
+          <w:rStyle w:val="Ttulo2Char"/>
+        </w:rPr>
+        <w:t>(</w:t>
+      </w:r>
+      <w:r>
+        <w:rPr>
+          <w:rStyle w:val="Ttulo2Char"/>
+        </w:rPr>
+        <w:t>Horizonta</w:t>
+      </w:r>
+      <w:r>
+        <w:rPr>
+          <w:rStyle w:val="Ttulo2Char"/>
+        </w:rPr>
+        <w:t>l)</w:t>
+      </w:r>
+      <w:r>
+        <w:rPr>
+          <w:rStyle w:val="Ttulo2Char"/>
+        </w:rPr>
+        <w:t>:</w:t>
+      </w:r>
+      <w:r>
+        <w:t xml:space="preserve"> </w:t>
+      </w:r>
+      <w:r>
+        <w:t xml:space="preserve">foram utilizados dois gráficos de barras </w:t>
+      </w:r>
+      <w:r>
+        <w:t>para comparar categorias em ranking. No projeto, esse tipo de visualização contribui na rápida identificação de qual equipamento ou localidade possui o maior número de chamados.</w:t>
+      </w:r>
+    </w:p>
+    <w:p>
+      <w:pPr>
+        <w:pStyle w:val="SemEspaamento"/>
+      </w:pPr>
+    </w:p>
+    <w:p>
+      <w:pPr>
+        <w:pStyle w:val="SemEspaamento"/>
+      </w:pPr>
+      <w:r>
+        <w:rPr>
+          <w:rStyle w:val="Ttulo2Char"/>
+        </w:rPr>
+        <w:t>Gráfico de Linhas:</w:t>
+      </w:r>
+      <w:r>
+        <w:t xml:space="preserve"> </w:t>
+      </w:r>
+      <w:r>
+        <w:t>foi adicionado um gráfico de linhas para ilustrar os meses que ocorreram maior volume de chamados, evidenciando claramente os pontos altos e baixos em cada mês, sem muito esforço visual.</w:t>
+      </w:r>
+    </w:p>
+    <w:p>
+      <w:pPr>
+        <w:pStyle w:val="SemEspaamento"/>
+      </w:pPr>
+    </w:p>
+    <w:p>
+      <w:pPr>
+        <w:pStyle w:val="SemEspaamento"/>
+      </w:pPr>
+      <w:r>
+        <w:rPr>
+          <w:rStyle w:val="Ttulo2Char"/>
+        </w:rPr>
+        <w:t>Tabela:</w:t>
+      </w:r>
+      <w:r>
+        <w:t xml:space="preserve"> para mostrar os chamados que </w:t>
+      </w:r>
+      <w:r>
+        <w:t>estão</w:t>
+      </w:r>
+      <w:r>
+        <w:t xml:space="preserve"> parados o uso da tabela já se mostra o suficiente. Nela os chamados aparecem com o id, status, o tipo de equipamento, setor que ocorre o problema e a quanto tempo o chamado está sem atualização</w:t>
+      </w:r>
+      <w:r>
+        <w:t>.</w:t>
+      </w:r>
+      <w:r>
+        <w:t xml:space="preserve"> </w:t>
+      </w:r>
+      <w:r>
+        <w:t>Podem</w:t>
+      </w:r>
+      <w:r>
+        <w:t xml:space="preserve"> s</w:t>
+      </w:r>
+      <w:r>
+        <w:t>e</w:t>
+      </w:r>
+      <w:r>
+        <w:t xml:space="preserve">r ordenados e </w:t>
+      </w:r>
+      <w:r>
+        <w:t>visualiza</w:t>
+      </w:r>
+      <w:r>
+        <w:t xml:space="preserve">dos </w:t>
+      </w:r>
+      <w:r>
+        <w:t xml:space="preserve">com base no status (Novo, Pendente, </w:t>
+      </w:r>
+      <w:proofErr w:type="gramStart"/>
+      <w:r>
+        <w:t>Em</w:t>
+      </w:r>
+      <w:proofErr w:type="gramEnd"/>
+      <w:r>
+        <w:t xml:space="preserve"> andamento).</w:t>
       </w:r>
     </w:p>
     <w:p>
@@ -829,6 +945,131 @@
     </w:p>
     <w:p>
       <w:pPr>
+        <w:pStyle w:val="Ttulo1"/>
+      </w:pPr>
+      <w:r>
+        <w:t xml:space="preserve">8 </w:t>
+      </w:r>
+      <w:r>
+        <w:t>PRINCIPAIS ANÁLISES</w:t>
+      </w:r>
+    </w:p>
+    <w:p>
+      <w:pPr>
+        <w:pStyle w:val="SemEspaamento"/>
+        <w:ind w:firstLine="698"/>
+      </w:pPr>
+      <w:r>
+        <w:t>No processo de tratamento dos</w:t>
+      </w:r>
+      <w:r>
+        <w:t xml:space="preserve"> dados</w:t>
+      </w:r>
+      <w:r>
+        <w:t>,</w:t>
+      </w:r>
+      <w:r>
+        <w:t xml:space="preserve"> observou-se </w:t>
+      </w:r>
+      <w:r>
+        <w:t>que os chamados não são bem organizados e padronizados</w:t>
+      </w:r>
+      <w:r>
+        <w:t>, haviam</w:t>
+      </w:r>
+      <w:r>
+        <w:t xml:space="preserve"> dados faltantes e </w:t>
+      </w:r>
+      <w:r>
+        <w:t>inconsistentes</w:t>
+      </w:r>
+      <w:r>
+        <w:t>. Foi preciso retirar as informações necessárias em “Descrição”</w:t>
+      </w:r>
+      <w:r>
+        <w:t>,</w:t>
+      </w:r>
+      <w:r>
+        <w:t xml:space="preserve"> onde tinham textos com erros ortográficos,</w:t>
+      </w:r>
+      <w:r>
+        <w:t xml:space="preserve"> palavras simplificadas e </w:t>
+      </w:r>
+      <w:r>
+        <w:t>escritas de diferente</w:t>
+      </w:r>
+      <w:r>
+        <w:t>s</w:t>
+      </w:r>
+      <w:r>
+        <w:t xml:space="preserve"> maneiras</w:t>
+      </w:r>
+      <w:r>
+        <w:t>. Dessa forma, uma parte relevante da base de dados carece de detalhamento suficiente para apoiar decisões mais específicas.</w:t>
+      </w:r>
+    </w:p>
+    <w:p>
+      <w:pPr>
+        <w:pStyle w:val="SemEspaamento"/>
+      </w:pPr>
+    </w:p>
+    <w:p>
+      <w:pPr>
+        <w:pStyle w:val="Ttulo1"/>
+      </w:pPr>
+      <w:r>
+        <w:t>9 DATA STORYTELLING</w:t>
+      </w:r>
+    </w:p>
+    <w:p>
+      <w:pPr>
+        <w:pStyle w:val="SemEspaamento"/>
+      </w:pPr>
+      <w:r>
+        <w:tab/>
+      </w:r>
+      <w:r>
+        <w:tab/>
+      </w:r>
+      <w:r>
+        <w:t xml:space="preserve">  </w:t>
+      </w:r>
+      <w:r>
+        <w:t xml:space="preserve">Prefeitura de Goianira utiliza o sistema GLPI para registrar chamados técnicos relacionados à infraestrutura de monitoramento, mas não possuía </w:t>
+      </w:r>
+      <w:r>
+        <w:t>uma análise estruturada desses dados.</w:t>
+      </w:r>
+      <w:r>
+        <w:t xml:space="preserve"> </w:t>
+      </w:r>
+      <w:r>
+        <w:t>Sem essa visibilidade, não era possível identificar os equipamentos, setores e unidades que demandavam maior atenção.</w:t>
+      </w:r>
+      <w:r>
+        <w:t xml:space="preserve"> </w:t>
+      </w:r>
+      <w:r>
+        <w:t xml:space="preserve">A análise revelou que câmeras representam o equipamento com maior incidência de chamados (79.6%), que o setor de Saúde concentra maior volume de chamados (especialmente em UBS), e que existem </w:t>
+      </w:r>
+      <w:r>
+        <w:t>registros</w:t>
+      </w:r>
+      <w:r>
+        <w:t xml:space="preserve"> sem atualização há até 9 meses.</w:t>
+      </w:r>
+      <w:r>
+        <w:t xml:space="preserve"> Isso significa que a infraestrutura de câmeras, especialmente em unidades de saúde, são um ponto crítico que necessita de atenção. Principalmente pela frequência de falhas e tempo prolongado para resolução dos problemas, sugerindo possível gargalo no processo de atendimento. Recomenda-se priorizar a manutenção preventiva de câmeras </w:t>
+      </w:r>
+      <w:r>
+        <w:t>com foco</w:t>
+      </w:r>
+      <w:r>
+        <w:t xml:space="preserve"> no setor de Saúde, revisar o fluxo de acompanhamento de chamados parados, e padronizar o preenchimento dos formulários para análises futuras mais precisas.</w:t>
+      </w:r>
+    </w:p>
+    <w:p>
+      <w:pPr>
         <w:spacing w:after="116" w:line="259" w:lineRule="auto"/>
         <w:ind w:left="660" w:firstLine="0"/>
         <w:jc w:val="left"/>
@@ -843,71 +1084,119 @@
     </w:p>
     <w:p>
       <w:pPr>
+        <w:pStyle w:val="Ttulo1"/>
+      </w:pPr>
+      <w:r>
+        <w:lastRenderedPageBreak/>
+        <w:t>10 PRINCIPAIS RESULTADOS</w:t>
+      </w:r>
+    </w:p>
+    <w:p>
+      <w:pPr>
         <w:spacing w:after="116" w:line="259" w:lineRule="auto"/>
-        <w:ind w:left="660" w:firstLine="0"/>
+        <w:ind w:left="0" w:firstLine="708"/>
         <w:jc w:val="left"/>
       </w:pPr>
       <w:r>
-        <w:rPr>
-          <w:color w:val="0000FF"/>
-          <w:sz w:val="22"/>
-        </w:rPr>
-        <w:t xml:space="preserve">  </w:t>
-      </w:r>
-    </w:p>
-    <w:p>
-      <w:pPr>
+        <w:t xml:space="preserve">Com a interface desenvolvida se tornou possível enxergar os pontos de maior necessidade: </w:t>
+      </w:r>
+    </w:p>
+    <w:p>
+      <w:pPr>
+        <w:pStyle w:val="PargrafodaLista"/>
+        <w:numPr>
+          <w:ilvl w:val="0"/>
+          <w:numId w:val="21"/>
+        </w:numPr>
         <w:spacing w:after="116" w:line="259" w:lineRule="auto"/>
-        <w:ind w:left="660" w:firstLine="0"/>
         <w:jc w:val="left"/>
       </w:pPr>
       <w:r>
-        <w:rPr>
-          <w:color w:val="0000FF"/>
-          <w:sz w:val="22"/>
-        </w:rPr>
-        <w:t xml:space="preserve">  </w:t>
-      </w:r>
-    </w:p>
-    <w:p>
-      <w:pPr>
+        <w:t>No decorrer do ano o volume de chamados aumentaram</w:t>
+      </w:r>
+    </w:p>
+    <w:p>
+      <w:pPr>
+        <w:pStyle w:val="PargrafodaLista"/>
+        <w:numPr>
+          <w:ilvl w:val="0"/>
+          <w:numId w:val="21"/>
+        </w:numPr>
         <w:spacing w:after="116" w:line="259" w:lineRule="auto"/>
-        <w:ind w:left="435" w:firstLine="0"/>
         <w:jc w:val="left"/>
       </w:pPr>
       <w:r>
-        <w:rPr>
-          <w:color w:val="0000FF"/>
-          <w:sz w:val="22"/>
-        </w:rPr>
-        <w:t xml:space="preserve">  </w:t>
-      </w:r>
-    </w:p>
-    <w:p>
-      <w:pPr>
+        <w:t>“Câmera” é o equipamento mais presente nos chamados</w:t>
+      </w:r>
+    </w:p>
+    <w:p>
+      <w:pPr>
+        <w:pStyle w:val="PargrafodaLista"/>
+        <w:numPr>
+          <w:ilvl w:val="0"/>
+          <w:numId w:val="21"/>
+        </w:numPr>
         <w:spacing w:after="116" w:line="259" w:lineRule="auto"/>
-        <w:ind w:left="435" w:firstLine="0"/>
         <w:jc w:val="left"/>
       </w:pPr>
       <w:r>
-        <w:rPr>
-          <w:color w:val="0000FF"/>
-          <w:sz w:val="22"/>
-        </w:rPr>
-        <w:t xml:space="preserve">  </w:t>
-      </w:r>
-    </w:p>
-    <w:p>
-      <w:pPr>
-        <w:spacing w:after="34" w:line="259" w:lineRule="auto"/>
-        <w:ind w:left="0" w:firstLine="0"/>
+        <w:t xml:space="preserve">“Saúde” é o setor que possui maiores chamados tendo “UBS” como principal unidade. </w:t>
+      </w:r>
+    </w:p>
+    <w:p>
+      <w:pPr>
+        <w:pStyle w:val="PargrafodaLista"/>
+        <w:numPr>
+          <w:ilvl w:val="0"/>
+          <w:numId w:val="21"/>
+        </w:numPr>
+        <w:spacing w:after="116" w:line="259" w:lineRule="auto"/>
         <w:jc w:val="left"/>
       </w:pPr>
       <w:r>
-        <w:rPr>
-          <w:sz w:val="22"/>
-        </w:rPr>
-        <w:t xml:space="preserve">  </w:t>
+        <w:t>Foram identificados chamados sem atualizações por um período de até 9 meses.</w:t>
+      </w:r>
+    </w:p>
+    <w:p>
+      <w:pPr>
+        <w:pStyle w:val="SemEspaamento"/>
+      </w:pPr>
+      <w:r>
+        <w:t xml:space="preserve"> </w:t>
+      </w:r>
+    </w:p>
+    <w:p>
+      <w:pPr>
+        <w:pStyle w:val="Ttulo1"/>
+      </w:pPr>
+      <w:r>
+        <w:t>11 CONTRIBUIÇÃO PARA A ORGANIZAÇÃO</w:t>
+      </w:r>
+    </w:p>
+    <w:p>
+      <w:pPr>
+        <w:pStyle w:val="SemEspaamento"/>
+      </w:pPr>
+      <w:r>
+        <w:tab/>
+      </w:r>
+      <w:r>
+        <w:tab/>
+      </w:r>
+      <w:r>
+        <w:t xml:space="preserve">Com o </w:t>
+      </w:r>
+      <w:r>
+        <w:t xml:space="preserve">projeto desenvolvido, a organização pode retirar análises estruturadas sobre quais equipamentos e localidades que demandam maior atenção, </w:t>
+      </w:r>
+      <w:r>
+        <w:t xml:space="preserve">contribuindo para </w:t>
+      </w:r>
+      <w:r>
+        <w:t>manutenções preventivas de maneira priorizada. Além disso, haverá maior controle sobre os chamados, identificando aqueles sem atualizações, e também mantendo a organização e padronização dos formulários.</w:t>
+      </w:r>
+      <w:r>
+        <w:tab/>
       </w:r>
     </w:p>
     <w:p>
@@ -922,43 +1211,75 @@
     </w:p>
     <w:p>
       <w:pPr>
-        <w:spacing w:after="17" w:line="259" w:lineRule="auto"/>
-        <w:ind w:left="0" w:firstLine="0"/>
-        <w:jc w:val="left"/>
-      </w:pPr>
-      <w:r>
-        <w:t xml:space="preserve">  </w:t>
-      </w:r>
-    </w:p>
-    <w:p>
-      <w:pPr>
-        <w:spacing w:after="17" w:line="259" w:lineRule="auto"/>
-        <w:ind w:left="0" w:firstLine="0"/>
-        <w:jc w:val="left"/>
-      </w:pPr>
-      <w:r>
-        <w:t xml:space="preserve">  </w:t>
-      </w:r>
-    </w:p>
-    <w:p>
-      <w:pPr>
-        <w:spacing w:after="17" w:line="259" w:lineRule="auto"/>
-        <w:ind w:left="0" w:firstLine="0"/>
-        <w:jc w:val="left"/>
-      </w:pPr>
-      <w:r>
-        <w:t xml:space="preserve">  </w:t>
-      </w:r>
-    </w:p>
-    <w:p>
-      <w:pPr>
-        <w:spacing w:after="17" w:line="259" w:lineRule="auto"/>
-        <w:ind w:left="0" w:firstLine="0"/>
-        <w:jc w:val="left"/>
-      </w:pPr>
-      <w:r>
-        <w:t xml:space="preserve">  </w:t>
-      </w:r>
+        <w:pStyle w:val="Ttulo1"/>
+      </w:pPr>
+      <w:r>
+        <w:t>12 EXPERIÊNCIA EXTENSIONISTA</w:t>
+      </w:r>
+    </w:p>
+    <w:p>
+      <w:pPr>
+        <w:pStyle w:val="SemEspaamento"/>
+      </w:pPr>
+      <w:r>
+        <w:tab/>
+      </w:r>
+      <w:r>
+        <w:tab/>
+      </w:r>
+      <w:r>
+        <w:t>O processo para identificar a necessidade da organização foi um</w:t>
+      </w:r>
+      <w:r>
+        <w:t xml:space="preserve"> dos maiores</w:t>
+      </w:r>
+      <w:r>
+        <w:t xml:space="preserve"> desafio</w:t>
+      </w:r>
+      <w:r>
+        <w:t>s da experiência extensionista</w:t>
+      </w:r>
+      <w:r>
+        <w:t xml:space="preserve">, pois o problema </w:t>
+      </w:r>
+      <w:r>
+        <w:t xml:space="preserve">relacionado à gestão dos chamados ainda </w:t>
+      </w:r>
+      <w:r>
+        <w:t xml:space="preserve">não era </w:t>
+      </w:r>
+      <w:r>
+        <w:t>percebido como crítico pela equipe da prefeitura, que não tinha uma visão estruturada sobre o volume e padronização dos registros</w:t>
+      </w:r>
+      <w:r>
+        <w:t xml:space="preserve">. </w:t>
+      </w:r>
+      <w:r>
+        <w:t>Foi necessário analisar os dados gerados pelo sistema GLPI</w:t>
+      </w:r>
+      <w:r>
+        <w:t xml:space="preserve"> e o fluxo</w:t>
+      </w:r>
+      <w:r>
+        <w:t xml:space="preserve"> de atendimento</w:t>
+      </w:r>
+      <w:r>
+        <w:t>,</w:t>
+      </w:r>
+      <w:r>
+        <w:t xml:space="preserve"> </w:t>
+      </w:r>
+      <w:r>
+        <w:t>dessa maneira, foram</w:t>
+      </w:r>
+      <w:r>
+        <w:t xml:space="preserve"> encontrados tópicos</w:t>
+      </w:r>
+      <w:r>
+        <w:t xml:space="preserve"> que iriam contribuir para manutenções preventivas e maior organização.</w:t>
+      </w:r>
+      <w:bookmarkStart w:id="0" w:name="_GoBack"/>
+      <w:bookmarkEnd w:id="0"/>
     </w:p>
     <w:p>
       <w:pPr>
@@ -1934,6 +2255,92 @@
     </w:lvl>
   </w:abstractNum>
   <w:abstractNum w:abstractNumId="5" w15:restartNumberingAfterBreak="0">
+    <w:nsid w:val="34EA25FB"/>
+    <w:multiLevelType w:val="hybridMultilevel"/>
+    <w:tmpl w:val="A5A680AE"/>
+    <w:lvl w:ilvl="0" w:tplc="0416000F">
+      <w:start w:val="1"/>
+      <w:numFmt w:val="decimal"/>
+      <w:lvlText w:val="%1."/>
+      <w:lvlJc w:val="left"/>
+      <w:pPr>
+        <w:ind w:left="720" w:hanging="360"/>
+      </w:pPr>
+    </w:lvl>
+    <w:lvl w:ilvl="1" w:tplc="04160019" w:tentative="1">
+      <w:start w:val="1"/>
+      <w:numFmt w:val="lowerLetter"/>
+      <w:lvlText w:val="%2."/>
+      <w:lvlJc w:val="left"/>
+      <w:pPr>
+        <w:ind w:left="1440" w:hanging="360"/>
+      </w:pPr>
+    </w:lvl>
+    <w:lvl w:ilvl="2" w:tplc="0416001B" w:tentative="1">
+      <w:start w:val="1"/>
+      <w:numFmt w:val="lowerRoman"/>
+      <w:lvlText w:val="%3."/>
+      <w:lvlJc w:val="right"/>
+      <w:pPr>
+        <w:ind w:left="2160" w:hanging="180"/>
+      </w:pPr>
+    </w:lvl>
+    <w:lvl w:ilvl="3" w:tplc="0416000F" w:tentative="1">
+      <w:start w:val="1"/>
+      <w:numFmt w:val="decimal"/>
+      <w:lvlText w:val="%4."/>
+      <w:lvlJc w:val="left"/>
+      <w:pPr>
+        <w:ind w:left="2880" w:hanging="360"/>
+      </w:pPr>
+    </w:lvl>
+    <w:lvl w:ilvl="4" w:tplc="04160019" w:tentative="1">
+      <w:start w:val="1"/>
+      <w:numFmt w:val="lowerLetter"/>
+      <w:lvlText w:val="%5."/>
+      <w:lvlJc w:val="left"/>
+      <w:pPr>
+        <w:ind w:left="3600" w:hanging="360"/>
+      </w:pPr>
+    </w:lvl>
+    <w:lvl w:ilvl="5" w:tplc="0416001B" w:tentative="1">
+      <w:start w:val="1"/>
+      <w:numFmt w:val="lowerRoman"/>
+      <w:lvlText w:val="%6."/>
+      <w:lvlJc w:val="right"/>
+      <w:pPr>
+        <w:ind w:left="4320" w:hanging="180"/>
+      </w:pPr>
+    </w:lvl>
+    <w:lvl w:ilvl="6" w:tplc="0416000F" w:tentative="1">
+      <w:start w:val="1"/>
+      <w:numFmt w:val="decimal"/>
+      <w:lvlText w:val="%7."/>
+      <w:lvlJc w:val="left"/>
+      <w:pPr>
+        <w:ind w:left="5040" w:hanging="360"/>
+      </w:pPr>
+    </w:lvl>
+    <w:lvl w:ilvl="7" w:tplc="04160019" w:tentative="1">
+      <w:start w:val="1"/>
+      <w:numFmt w:val="lowerLetter"/>
+      <w:lvlText w:val="%8."/>
+      <w:lvlJc w:val="left"/>
+      <w:pPr>
+        <w:ind w:left="5760" w:hanging="360"/>
+      </w:pPr>
+    </w:lvl>
+    <w:lvl w:ilvl="8" w:tplc="0416001B" w:tentative="1">
+      <w:start w:val="1"/>
+      <w:numFmt w:val="lowerRoman"/>
+      <w:lvlText w:val="%9."/>
+      <w:lvlJc w:val="right"/>
+      <w:pPr>
+        <w:ind w:left="6480" w:hanging="180"/>
+      </w:pPr>
+    </w:lvl>
+  </w:abstractNum>
+  <w:abstractNum w:abstractNumId="6" w15:restartNumberingAfterBreak="0">
     <w:nsid w:val="3B6E34CE"/>
     <w:multiLevelType w:val="hybridMultilevel"/>
     <w:tmpl w:val="F6442C4C"/>
@@ -2046,7 +2453,7 @@
       </w:rPr>
     </w:lvl>
   </w:abstractNum>
-  <w:abstractNum w:abstractNumId="6" w15:restartNumberingAfterBreak="0">
+  <w:abstractNum w:abstractNumId="7" w15:restartNumberingAfterBreak="0">
     <w:nsid w:val="3BA73243"/>
     <w:multiLevelType w:val="hybridMultilevel"/>
     <w:tmpl w:val="08504A80"/>
@@ -2159,7 +2566,7 @@
       </w:rPr>
     </w:lvl>
   </w:abstractNum>
-  <w:abstractNum w:abstractNumId="7" w15:restartNumberingAfterBreak="0">
+  <w:abstractNum w:abstractNumId="8" w15:restartNumberingAfterBreak="0">
     <w:nsid w:val="42F1643B"/>
     <w:multiLevelType w:val="hybridMultilevel"/>
     <w:tmpl w:val="09068202"/>
@@ -2371,7 +2778,96 @@
       </w:rPr>
     </w:lvl>
   </w:abstractNum>
-  <w:abstractNum w:abstractNumId="8" w15:restartNumberingAfterBreak="0">
+  <w:abstractNum w:abstractNumId="9" w15:restartNumberingAfterBreak="0">
+    <w:nsid w:val="442338BE"/>
+    <w:multiLevelType w:val="hybridMultilevel"/>
+    <w:tmpl w:val="87E6F944"/>
+    <w:lvl w:ilvl="0" w:tplc="C3BA367C">
+      <w:start w:val="8"/>
+      <w:numFmt w:val="decimal"/>
+      <w:lvlText w:val="%1"/>
+      <w:lvlJc w:val="left"/>
+      <w:pPr>
+        <w:ind w:left="720" w:hanging="360"/>
+      </w:pPr>
+      <w:rPr>
+        <w:rFonts w:hint="default"/>
+      </w:rPr>
+    </w:lvl>
+    <w:lvl w:ilvl="1" w:tplc="04160019" w:tentative="1">
+      <w:start w:val="1"/>
+      <w:numFmt w:val="lowerLetter"/>
+      <w:lvlText w:val="%2."/>
+      <w:lvlJc w:val="left"/>
+      <w:pPr>
+        <w:ind w:left="1440" w:hanging="360"/>
+      </w:pPr>
+    </w:lvl>
+    <w:lvl w:ilvl="2" w:tplc="0416001B" w:tentative="1">
+      <w:start w:val="1"/>
+      <w:numFmt w:val="lowerRoman"/>
+      <w:lvlText w:val="%3."/>
+      <w:lvlJc w:val="right"/>
+      <w:pPr>
+        <w:ind w:left="2160" w:hanging="180"/>
+      </w:pPr>
+    </w:lvl>
+    <w:lvl w:ilvl="3" w:tplc="0416000F" w:tentative="1">
+      <w:start w:val="1"/>
+      <w:numFmt w:val="decimal"/>
+      <w:lvlText w:val="%4."/>
+      <w:lvlJc w:val="left"/>
+      <w:pPr>
+        <w:ind w:left="2880" w:hanging="360"/>
+      </w:pPr>
+    </w:lvl>
+    <w:lvl w:ilvl="4" w:tplc="04160019" w:tentative="1">
+      <w:start w:val="1"/>
+      <w:numFmt w:val="lowerLetter"/>
+      <w:lvlText w:val="%5."/>
+      <w:lvlJc w:val="left"/>
+      <w:pPr>
+        <w:ind w:left="3600" w:hanging="360"/>
+      </w:pPr>
+    </w:lvl>
+    <w:lvl w:ilvl="5" w:tplc="0416001B" w:tentative="1">
+      <w:start w:val="1"/>
+      <w:numFmt w:val="lowerRoman"/>
+      <w:lvlText w:val="%6."/>
+      <w:lvlJc w:val="right"/>
+      <w:pPr>
+        <w:ind w:left="4320" w:hanging="180"/>
+      </w:pPr>
+    </w:lvl>
+    <w:lvl w:ilvl="6" w:tplc="0416000F" w:tentative="1">
+      <w:start w:val="1"/>
+      <w:numFmt w:val="decimal"/>
+      <w:lvlText w:val="%7."/>
+      <w:lvlJc w:val="left"/>
+      <w:pPr>
+        <w:ind w:left="5040" w:hanging="360"/>
+      </w:pPr>
+    </w:lvl>
+    <w:lvl w:ilvl="7" w:tplc="04160019" w:tentative="1">
+      <w:start w:val="1"/>
+      <w:numFmt w:val="lowerLetter"/>
+      <w:lvlText w:val="%8."/>
+      <w:lvlJc w:val="left"/>
+      <w:pPr>
+        <w:ind w:left="5760" w:hanging="360"/>
+      </w:pPr>
+    </w:lvl>
+    <w:lvl w:ilvl="8" w:tplc="0416001B" w:tentative="1">
+      <w:start w:val="1"/>
+      <w:numFmt w:val="lowerRoman"/>
+      <w:lvlText w:val="%9."/>
+      <w:lvlJc w:val="right"/>
+      <w:pPr>
+        <w:ind w:left="6480" w:hanging="180"/>
+      </w:pPr>
+    </w:lvl>
+  </w:abstractNum>
+  <w:abstractNum w:abstractNumId="10" w15:restartNumberingAfterBreak="0">
     <w:nsid w:val="4B51157D"/>
     <w:multiLevelType w:val="hybridMultilevel"/>
     <w:tmpl w:val="3CD07FDA"/>
@@ -2484,7 +2980,7 @@
       </w:rPr>
     </w:lvl>
   </w:abstractNum>
-  <w:abstractNum w:abstractNumId="9" w15:restartNumberingAfterBreak="0">
+  <w:abstractNum w:abstractNumId="11" w15:restartNumberingAfterBreak="0">
     <w:nsid w:val="4FA64A47"/>
     <w:multiLevelType w:val="multilevel"/>
     <w:tmpl w:val="89C02D90"/>
@@ -2696,7 +3192,384 @@
       </w:rPr>
     </w:lvl>
   </w:abstractNum>
-  <w:abstractNum w:abstractNumId="10" w15:restartNumberingAfterBreak="0">
+  <w:abstractNum w:abstractNumId="12" w15:restartNumberingAfterBreak="0">
+    <w:nsid w:val="529E43C1"/>
+    <w:multiLevelType w:val="hybridMultilevel"/>
+    <w:tmpl w:val="E800D3D4"/>
+    <w:lvl w:ilvl="0" w:tplc="04160001">
+      <w:start w:val="1"/>
+      <w:numFmt w:val="bullet"/>
+      <w:lvlText w:val=""/>
+      <w:lvlJc w:val="left"/>
+      <w:pPr>
+        <w:ind w:left="1426" w:hanging="360"/>
+      </w:pPr>
+      <w:rPr>
+        <w:rFonts w:ascii="Symbol" w:hAnsi="Symbol" w:hint="default"/>
+      </w:rPr>
+    </w:lvl>
+    <w:lvl w:ilvl="1" w:tplc="04160003" w:tentative="1">
+      <w:start w:val="1"/>
+      <w:numFmt w:val="bullet"/>
+      <w:lvlText w:val="o"/>
+      <w:lvlJc w:val="left"/>
+      <w:pPr>
+        <w:ind w:left="2146" w:hanging="360"/>
+      </w:pPr>
+      <w:rPr>
+        <w:rFonts w:ascii="Courier New" w:hAnsi="Courier New" w:cs="Courier New" w:hint="default"/>
+      </w:rPr>
+    </w:lvl>
+    <w:lvl w:ilvl="2" w:tplc="04160005" w:tentative="1">
+      <w:start w:val="1"/>
+      <w:numFmt w:val="bullet"/>
+      <w:lvlText w:val=""/>
+      <w:lvlJc w:val="left"/>
+      <w:pPr>
+        <w:ind w:left="2866" w:hanging="360"/>
+      </w:pPr>
+      <w:rPr>
+        <w:rFonts w:ascii="Wingdings" w:hAnsi="Wingdings" w:hint="default"/>
+      </w:rPr>
+    </w:lvl>
+    <w:lvl w:ilvl="3" w:tplc="04160001" w:tentative="1">
+      <w:start w:val="1"/>
+      <w:numFmt w:val="bullet"/>
+      <w:lvlText w:val=""/>
+      <w:lvlJc w:val="left"/>
+      <w:pPr>
+        <w:ind w:left="3586" w:hanging="360"/>
+      </w:pPr>
+      <w:rPr>
+        <w:rFonts w:ascii="Symbol" w:hAnsi="Symbol" w:hint="default"/>
+      </w:rPr>
+    </w:lvl>
+    <w:lvl w:ilvl="4" w:tplc="04160003" w:tentative="1">
+      <w:start w:val="1"/>
+      <w:numFmt w:val="bullet"/>
+      <w:lvlText w:val="o"/>
+      <w:lvlJc w:val="left"/>
+      <w:pPr>
+        <w:ind w:left="4306" w:hanging="360"/>
+      </w:pPr>
+      <w:rPr>
+        <w:rFonts w:ascii="Courier New" w:hAnsi="Courier New" w:cs="Courier New" w:hint="default"/>
+      </w:rPr>
+    </w:lvl>
+    <w:lvl w:ilvl="5" w:tplc="04160005" w:tentative="1">
+      <w:start w:val="1"/>
+      <w:numFmt w:val="bullet"/>
+      <w:lvlText w:val=""/>
+      <w:lvlJc w:val="left"/>
+      <w:pPr>
+        <w:ind w:left="5026" w:hanging="360"/>
+      </w:pPr>
+      <w:rPr>
+        <w:rFonts w:ascii="Wingdings" w:hAnsi="Wingdings" w:hint="default"/>
+      </w:rPr>
+    </w:lvl>
+    <w:lvl w:ilvl="6" w:tplc="04160001" w:tentative="1">
+      <w:start w:val="1"/>
+      <w:numFmt w:val="bullet"/>
+      <w:lvlText w:val=""/>
+      <w:lvlJc w:val="left"/>
+      <w:pPr>
+        <w:ind w:left="5746" w:hanging="360"/>
+      </w:pPr>
+      <w:rPr>
+        <w:rFonts w:ascii="Symbol" w:hAnsi="Symbol" w:hint="default"/>
+      </w:rPr>
+    </w:lvl>
+    <w:lvl w:ilvl="7" w:tplc="04160003" w:tentative="1">
+      <w:start w:val="1"/>
+      <w:numFmt w:val="bullet"/>
+      <w:lvlText w:val="o"/>
+      <w:lvlJc w:val="left"/>
+      <w:pPr>
+        <w:ind w:left="6466" w:hanging="360"/>
+      </w:pPr>
+      <w:rPr>
+        <w:rFonts w:ascii="Courier New" w:hAnsi="Courier New" w:cs="Courier New" w:hint="default"/>
+      </w:rPr>
+    </w:lvl>
+    <w:lvl w:ilvl="8" w:tplc="04160005" w:tentative="1">
+      <w:start w:val="1"/>
+      <w:numFmt w:val="bullet"/>
+      <w:lvlText w:val=""/>
+      <w:lvlJc w:val="left"/>
+      <w:pPr>
+        <w:ind w:left="7186" w:hanging="360"/>
+      </w:pPr>
+      <w:rPr>
+        <w:rFonts w:ascii="Wingdings" w:hAnsi="Wingdings" w:hint="default"/>
+      </w:rPr>
+    </w:lvl>
+  </w:abstractNum>
+  <w:abstractNum w:abstractNumId="13" w15:restartNumberingAfterBreak="0">
+    <w:nsid w:val="55877225"/>
+    <w:multiLevelType w:val="hybridMultilevel"/>
+    <w:tmpl w:val="8918CF3E"/>
+    <w:lvl w:ilvl="0" w:tplc="0416000F">
+      <w:start w:val="1"/>
+      <w:numFmt w:val="decimal"/>
+      <w:lvlText w:val="%1."/>
+      <w:lvlJc w:val="left"/>
+      <w:pPr>
+        <w:ind w:left="720" w:hanging="360"/>
+      </w:pPr>
+    </w:lvl>
+    <w:lvl w:ilvl="1" w:tplc="04160019" w:tentative="1">
+      <w:start w:val="1"/>
+      <w:numFmt w:val="lowerLetter"/>
+      <w:lvlText w:val="%2."/>
+      <w:lvlJc w:val="left"/>
+      <w:pPr>
+        <w:ind w:left="1440" w:hanging="360"/>
+      </w:pPr>
+    </w:lvl>
+    <w:lvl w:ilvl="2" w:tplc="0416001B" w:tentative="1">
+      <w:start w:val="1"/>
+      <w:numFmt w:val="lowerRoman"/>
+      <w:lvlText w:val="%3."/>
+      <w:lvlJc w:val="right"/>
+      <w:pPr>
+        <w:ind w:left="2160" w:hanging="180"/>
+      </w:pPr>
+    </w:lvl>
+    <w:lvl w:ilvl="3" w:tplc="0416000F" w:tentative="1">
+      <w:start w:val="1"/>
+      <w:numFmt w:val="decimal"/>
+      <w:lvlText w:val="%4."/>
+      <w:lvlJc w:val="left"/>
+      <w:pPr>
+        <w:ind w:left="2880" w:hanging="360"/>
+      </w:pPr>
+    </w:lvl>
+    <w:lvl w:ilvl="4" w:tplc="04160019" w:tentative="1">
+      <w:start w:val="1"/>
+      <w:numFmt w:val="lowerLetter"/>
+      <w:lvlText w:val="%5."/>
+      <w:lvlJc w:val="left"/>
+      <w:pPr>
+        <w:ind w:left="3600" w:hanging="360"/>
+      </w:pPr>
+    </w:lvl>
+    <w:lvl w:ilvl="5" w:tplc="0416001B" w:tentative="1">
+      <w:start w:val="1"/>
+      <w:numFmt w:val="lowerRoman"/>
+      <w:lvlText w:val="%6."/>
+      <w:lvlJc w:val="right"/>
+      <w:pPr>
+        <w:ind w:left="4320" w:hanging="180"/>
+      </w:pPr>
+    </w:lvl>
+    <w:lvl w:ilvl="6" w:tplc="0416000F" w:tentative="1">
+      <w:start w:val="1"/>
+      <w:numFmt w:val="decimal"/>
+      <w:lvlText w:val="%7."/>
+      <w:lvlJc w:val="left"/>
+      <w:pPr>
+        <w:ind w:left="5040" w:hanging="360"/>
+      </w:pPr>
+    </w:lvl>
+    <w:lvl w:ilvl="7" w:tplc="04160019" w:tentative="1">
+      <w:start w:val="1"/>
+      <w:numFmt w:val="lowerLetter"/>
+      <w:lvlText w:val="%8."/>
+      <w:lvlJc w:val="left"/>
+      <w:pPr>
+        <w:ind w:left="5760" w:hanging="360"/>
+      </w:pPr>
+    </w:lvl>
+    <w:lvl w:ilvl="8" w:tplc="0416001B" w:tentative="1">
+      <w:start w:val="1"/>
+      <w:numFmt w:val="lowerRoman"/>
+      <w:lvlText w:val="%9."/>
+      <w:lvlJc w:val="right"/>
+      <w:pPr>
+        <w:ind w:left="6480" w:hanging="180"/>
+      </w:pPr>
+    </w:lvl>
+  </w:abstractNum>
+  <w:abstractNum w:abstractNumId="14" w15:restartNumberingAfterBreak="0">
+    <w:nsid w:val="56CE6F51"/>
+    <w:multiLevelType w:val="hybridMultilevel"/>
+    <w:tmpl w:val="88D4A238"/>
+    <w:lvl w:ilvl="0" w:tplc="C3BA367C">
+      <w:start w:val="8"/>
+      <w:numFmt w:val="decimal"/>
+      <w:lvlText w:val="%1"/>
+      <w:lvlJc w:val="left"/>
+      <w:pPr>
+        <w:ind w:left="720" w:hanging="360"/>
+      </w:pPr>
+      <w:rPr>
+        <w:rFonts w:hint="default"/>
+      </w:rPr>
+    </w:lvl>
+    <w:lvl w:ilvl="1" w:tplc="04160019" w:tentative="1">
+      <w:start w:val="1"/>
+      <w:numFmt w:val="lowerLetter"/>
+      <w:lvlText w:val="%2."/>
+      <w:lvlJc w:val="left"/>
+      <w:pPr>
+        <w:ind w:left="1440" w:hanging="360"/>
+      </w:pPr>
+    </w:lvl>
+    <w:lvl w:ilvl="2" w:tplc="0416001B" w:tentative="1">
+      <w:start w:val="1"/>
+      <w:numFmt w:val="lowerRoman"/>
+      <w:lvlText w:val="%3."/>
+      <w:lvlJc w:val="right"/>
+      <w:pPr>
+        <w:ind w:left="2160" w:hanging="180"/>
+      </w:pPr>
+    </w:lvl>
+    <w:lvl w:ilvl="3" w:tplc="0416000F" w:tentative="1">
+      <w:start w:val="1"/>
+      <w:numFmt w:val="decimal"/>
+      <w:lvlText w:val="%4."/>
+      <w:lvlJc w:val="left"/>
+      <w:pPr>
+        <w:ind w:left="2880" w:hanging="360"/>
+      </w:pPr>
+    </w:lvl>
+    <w:lvl w:ilvl="4" w:tplc="04160019" w:tentative="1">
+      <w:start w:val="1"/>
+      <w:numFmt w:val="lowerLetter"/>
+      <w:lvlText w:val="%5."/>
+      <w:lvlJc w:val="left"/>
+      <w:pPr>
+        <w:ind w:left="3600" w:hanging="360"/>
+      </w:pPr>
+    </w:lvl>
+    <w:lvl w:ilvl="5" w:tplc="0416001B" w:tentative="1">
+      <w:start w:val="1"/>
+      <w:numFmt w:val="lowerRoman"/>
+      <w:lvlText w:val="%6."/>
+      <w:lvlJc w:val="right"/>
+      <w:pPr>
+        <w:ind w:left="4320" w:hanging="180"/>
+      </w:pPr>
+    </w:lvl>
+    <w:lvl w:ilvl="6" w:tplc="0416000F" w:tentative="1">
+      <w:start w:val="1"/>
+      <w:numFmt w:val="decimal"/>
+      <w:lvlText w:val="%7."/>
+      <w:lvlJc w:val="left"/>
+      <w:pPr>
+        <w:ind w:left="5040" w:hanging="360"/>
+      </w:pPr>
+    </w:lvl>
+    <w:lvl w:ilvl="7" w:tplc="04160019" w:tentative="1">
+      <w:start w:val="1"/>
+      <w:numFmt w:val="lowerLetter"/>
+      <w:lvlText w:val="%8."/>
+      <w:lvlJc w:val="left"/>
+      <w:pPr>
+        <w:ind w:left="5760" w:hanging="360"/>
+      </w:pPr>
+    </w:lvl>
+    <w:lvl w:ilvl="8" w:tplc="0416001B" w:tentative="1">
+      <w:start w:val="1"/>
+      <w:numFmt w:val="lowerRoman"/>
+      <w:lvlText w:val="%9."/>
+      <w:lvlJc w:val="right"/>
+      <w:pPr>
+        <w:ind w:left="6480" w:hanging="180"/>
+      </w:pPr>
+    </w:lvl>
+  </w:abstractNum>
+  <w:abstractNum w:abstractNumId="15" w15:restartNumberingAfterBreak="0">
+    <w:nsid w:val="579C52CE"/>
+    <w:multiLevelType w:val="hybridMultilevel"/>
+    <w:tmpl w:val="DB749634"/>
+    <w:lvl w:ilvl="0" w:tplc="0416000F">
+      <w:start w:val="1"/>
+      <w:numFmt w:val="decimal"/>
+      <w:lvlText w:val="%1."/>
+      <w:lvlJc w:val="left"/>
+      <w:pPr>
+        <w:ind w:left="720" w:hanging="360"/>
+      </w:pPr>
+      <w:rPr>
+        <w:rFonts w:hint="default"/>
+      </w:rPr>
+    </w:lvl>
+    <w:lvl w:ilvl="1" w:tplc="04160019" w:tentative="1">
+      <w:start w:val="1"/>
+      <w:numFmt w:val="lowerLetter"/>
+      <w:lvlText w:val="%2."/>
+      <w:lvlJc w:val="left"/>
+      <w:pPr>
+        <w:ind w:left="1440" w:hanging="360"/>
+      </w:pPr>
+    </w:lvl>
+    <w:lvl w:ilvl="2" w:tplc="0416001B" w:tentative="1">
+      <w:start w:val="1"/>
+      <w:numFmt w:val="lowerRoman"/>
+      <w:lvlText w:val="%3."/>
+      <w:lvlJc w:val="right"/>
+      <w:pPr>
+        <w:ind w:left="2160" w:hanging="180"/>
+      </w:pPr>
+    </w:lvl>
+    <w:lvl w:ilvl="3" w:tplc="0416000F" w:tentative="1">
+      <w:start w:val="1"/>
+      <w:numFmt w:val="decimal"/>
+      <w:lvlText w:val="%4."/>
+      <w:lvlJc w:val="left"/>
+      <w:pPr>
+        <w:ind w:left="2880" w:hanging="360"/>
+      </w:pPr>
+    </w:lvl>
+    <w:lvl w:ilvl="4" w:tplc="04160019" w:tentative="1">
+      <w:start w:val="1"/>
+      <w:numFmt w:val="lowerLetter"/>
+      <w:lvlText w:val="%5."/>
+      <w:lvlJc w:val="left"/>
+      <w:pPr>
+        <w:ind w:left="3600" w:hanging="360"/>
+      </w:pPr>
+    </w:lvl>
+    <w:lvl w:ilvl="5" w:tplc="0416001B" w:tentative="1">
+      <w:start w:val="1"/>
+      <w:numFmt w:val="lowerRoman"/>
+      <w:lvlText w:val="%6."/>
+      <w:lvlJc w:val="right"/>
+      <w:pPr>
+        <w:ind w:left="4320" w:hanging="180"/>
+      </w:pPr>
+    </w:lvl>
+    <w:lvl w:ilvl="6" w:tplc="0416000F" w:tentative="1">
+      <w:start w:val="1"/>
+      <w:numFmt w:val="decimal"/>
+      <w:lvlText w:val="%7."/>
+      <w:lvlJc w:val="left"/>
+      <w:pPr>
+        <w:ind w:left="5040" w:hanging="360"/>
+      </w:pPr>
+    </w:lvl>
+    <w:lvl w:ilvl="7" w:tplc="04160019" w:tentative="1">
+      <w:start w:val="1"/>
+      <w:numFmt w:val="lowerLetter"/>
+      <w:lvlText w:val="%8."/>
+      <w:lvlJc w:val="left"/>
+      <w:pPr>
+        <w:ind w:left="5760" w:hanging="360"/>
+      </w:pPr>
+    </w:lvl>
+    <w:lvl w:ilvl="8" w:tplc="0416001B" w:tentative="1">
+      <w:start w:val="1"/>
+      <w:numFmt w:val="lowerRoman"/>
+      <w:lvlText w:val="%9."/>
+      <w:lvlJc w:val="right"/>
+      <w:pPr>
+        <w:ind w:left="6480" w:hanging="180"/>
+      </w:pPr>
+    </w:lvl>
+  </w:abstractNum>
+  <w:abstractNum w:abstractNumId="16" w15:restartNumberingAfterBreak="0">
     <w:nsid w:val="62360712"/>
     <w:multiLevelType w:val="hybridMultilevel"/>
     <w:tmpl w:val="E5D49192"/>
@@ -2908,7 +3781,93 @@
       </w:rPr>
     </w:lvl>
   </w:abstractNum>
-  <w:abstractNum w:abstractNumId="11" w15:restartNumberingAfterBreak="0">
+  <w:abstractNum w:abstractNumId="17" w15:restartNumberingAfterBreak="0">
+    <w:nsid w:val="62E07C5D"/>
+    <w:multiLevelType w:val="hybridMultilevel"/>
+    <w:tmpl w:val="BC3E3522"/>
+    <w:lvl w:ilvl="0" w:tplc="0416000F">
+      <w:start w:val="1"/>
+      <w:numFmt w:val="decimal"/>
+      <w:lvlText w:val="%1."/>
+      <w:lvlJc w:val="left"/>
+      <w:pPr>
+        <w:ind w:left="1494" w:hanging="360"/>
+      </w:pPr>
+    </w:lvl>
+    <w:lvl w:ilvl="1" w:tplc="04160019" w:tentative="1">
+      <w:start w:val="1"/>
+      <w:numFmt w:val="lowerLetter"/>
+      <w:lvlText w:val="%2."/>
+      <w:lvlJc w:val="left"/>
+      <w:pPr>
+        <w:ind w:left="2214" w:hanging="360"/>
+      </w:pPr>
+    </w:lvl>
+    <w:lvl w:ilvl="2" w:tplc="0416001B" w:tentative="1">
+      <w:start w:val="1"/>
+      <w:numFmt w:val="lowerRoman"/>
+      <w:lvlText w:val="%3."/>
+      <w:lvlJc w:val="right"/>
+      <w:pPr>
+        <w:ind w:left="2934" w:hanging="180"/>
+      </w:pPr>
+    </w:lvl>
+    <w:lvl w:ilvl="3" w:tplc="0416000F" w:tentative="1">
+      <w:start w:val="1"/>
+      <w:numFmt w:val="decimal"/>
+      <w:lvlText w:val="%4."/>
+      <w:lvlJc w:val="left"/>
+      <w:pPr>
+        <w:ind w:left="3654" w:hanging="360"/>
+      </w:pPr>
+    </w:lvl>
+    <w:lvl w:ilvl="4" w:tplc="04160019" w:tentative="1">
+      <w:start w:val="1"/>
+      <w:numFmt w:val="lowerLetter"/>
+      <w:lvlText w:val="%5."/>
+      <w:lvlJc w:val="left"/>
+      <w:pPr>
+        <w:ind w:left="4374" w:hanging="360"/>
+      </w:pPr>
+    </w:lvl>
+    <w:lvl w:ilvl="5" w:tplc="0416001B" w:tentative="1">
+      <w:start w:val="1"/>
+      <w:numFmt w:val="lowerRoman"/>
+      <w:lvlText w:val="%6."/>
+      <w:lvlJc w:val="right"/>
+      <w:pPr>
+        <w:ind w:left="5094" w:hanging="180"/>
+      </w:pPr>
+    </w:lvl>
+    <w:lvl w:ilvl="6" w:tplc="0416000F" w:tentative="1">
+      <w:start w:val="1"/>
+      <w:numFmt w:val="decimal"/>
+      <w:lvlText w:val="%7."/>
+      <w:lvlJc w:val="left"/>
+      <w:pPr>
+        <w:ind w:left="5814" w:hanging="360"/>
+      </w:pPr>
+    </w:lvl>
+    <w:lvl w:ilvl="7" w:tplc="04160019" w:tentative="1">
+      <w:start w:val="1"/>
+      <w:numFmt w:val="lowerLetter"/>
+      <w:lvlText w:val="%8."/>
+      <w:lvlJc w:val="left"/>
+      <w:pPr>
+        <w:ind w:left="6534" w:hanging="360"/>
+      </w:pPr>
+    </w:lvl>
+    <w:lvl w:ilvl="8" w:tplc="0416001B" w:tentative="1">
+      <w:start w:val="1"/>
+      <w:numFmt w:val="lowerRoman"/>
+      <w:lvlText w:val="%9."/>
+      <w:lvlJc w:val="right"/>
+      <w:pPr>
+        <w:ind w:left="7254" w:hanging="180"/>
+      </w:pPr>
+    </w:lvl>
+  </w:abstractNum>
+  <w:abstractNum w:abstractNumId="18" w15:restartNumberingAfterBreak="0">
     <w:nsid w:val="63BD1BBA"/>
     <w:multiLevelType w:val="hybridMultilevel"/>
     <w:tmpl w:val="D43C79B2"/>
@@ -3120,7 +4079,7 @@
       </w:rPr>
     </w:lvl>
   </w:abstractNum>
-  <w:abstractNum w:abstractNumId="12" w15:restartNumberingAfterBreak="0">
+  <w:abstractNum w:abstractNumId="19" w15:restartNumberingAfterBreak="0">
     <w:nsid w:val="654F61F4"/>
     <w:multiLevelType w:val="hybridMultilevel"/>
     <w:tmpl w:val="3F945C52"/>
@@ -3332,7 +4291,7 @@
       </w:rPr>
     </w:lvl>
   </w:abstractNum>
-  <w:abstractNum w:abstractNumId="13" w15:restartNumberingAfterBreak="0">
+  <w:abstractNum w:abstractNumId="20" w15:restartNumberingAfterBreak="0">
     <w:nsid w:val="6A5C1CAC"/>
     <w:multiLevelType w:val="hybridMultilevel"/>
     <w:tmpl w:val="734A82B4"/>
@@ -3545,28 +4504,28 @@
     </w:lvl>
   </w:abstractNum>
   <w:num w:numId="1">
-    <w:abstractNumId w:val="9"/>
+    <w:abstractNumId w:val="11"/>
   </w:num>
   <w:num w:numId="2">
     <w:abstractNumId w:val="2"/>
   </w:num>
   <w:num w:numId="3">
-    <w:abstractNumId w:val="11"/>
+    <w:abstractNumId w:val="18"/>
   </w:num>
   <w:num w:numId="4">
     <w:abstractNumId w:val="3"/>
   </w:num>
   <w:num w:numId="5">
-    <w:abstractNumId w:val="10"/>
+    <w:abstractNumId w:val="16"/>
   </w:num>
   <w:num w:numId="6">
-    <w:abstractNumId w:val="12"/>
+    <w:abstractNumId w:val="19"/>
   </w:num>
   <w:num w:numId="7">
-    <w:abstractNumId w:val="7"/>
+    <w:abstractNumId w:val="8"/>
   </w:num>
   <w:num w:numId="8">
-    <w:abstractNumId w:val="13"/>
+    <w:abstractNumId w:val="20"/>
   </w:num>
   <w:num w:numId="9">
     <w:abstractNumId w:val="0"/>
@@ -3575,16 +4534,37 @@
     <w:abstractNumId w:val="4"/>
   </w:num>
   <w:num w:numId="11">
-    <w:abstractNumId w:val="8"/>
+    <w:abstractNumId w:val="10"/>
   </w:num>
   <w:num w:numId="12">
-    <w:abstractNumId w:val="6"/>
+    <w:abstractNumId w:val="7"/>
   </w:num>
   <w:num w:numId="13">
-    <w:abstractNumId w:val="5"/>
+    <w:abstractNumId w:val="6"/>
   </w:num>
   <w:num w:numId="14">
     <w:abstractNumId w:val="1"/>
+  </w:num>
+  <w:num w:numId="15">
+    <w:abstractNumId w:val="5"/>
+  </w:num>
+  <w:num w:numId="16">
+    <w:abstractNumId w:val="13"/>
+  </w:num>
+  <w:num w:numId="17">
+    <w:abstractNumId w:val="17"/>
+  </w:num>
+  <w:num w:numId="18">
+    <w:abstractNumId w:val="12"/>
+  </w:num>
+  <w:num w:numId="19">
+    <w:abstractNumId w:val="9"/>
+  </w:num>
+  <w:num w:numId="20">
+    <w:abstractNumId w:val="14"/>
+  </w:num>
+  <w:num w:numId="21">
+    <w:abstractNumId w:val="15"/>
   </w:num>
 </w:numbering>
 </file>
@@ -4041,7 +5021,6 @@
   <w:style w:type="character" w:default="1" w:styleId="Fontepargpadro">
     <w:name w:val="Default Paragraph Font"/>
     <w:uiPriority w:val="1"/>
-    <w:semiHidden/>
     <w:unhideWhenUsed/>
   </w:style>
   <w:style w:type="table" w:default="1" w:styleId="Tabelanormal">
